--- a/release_assets/docx/07_SAFE-CARE_Release_Gate_Checklist.docx
+++ b/release_assets/docx/07_SAFE-CARE_Release_Gate_Checklist.docx
@@ -80,9 +80,9 @@
         </w:tblBorders>
       </w:tblPr>
       <w:tblGrid>
-        <w:gridCol w:w="3120"/>
-        <w:gridCol w:w="3120"/>
-        <w:gridCol w:w="3120"/>
+        <w:gridCol w:w="2184"/>
+        <w:gridCol w:w="3707"/>
+        <w:gridCol w:w="3469"/>
       </w:tblGrid>
       <w:tr>
         <w:trPr>
@@ -90,7 +90,7 @@
         </w:trPr>
         <w:tc>
           <w:tcPr>
-            <w:tcW w:type="dxa" w:w="3120"/>
+            <w:tcW w:type="dxa" w:w="2184"/>
             <w:tcBorders>
               <w:top w:val="single" w:color="D0D0CE" w:sz="1"/>
               <w:left w:val="single" w:color="D0D0CE" w:sz="1"/>
@@ -123,7 +123,7 @@
         </w:tc>
         <w:tc>
           <w:tcPr>
-            <w:tcW w:type="dxa" w:w="3120"/>
+            <w:tcW w:type="dxa" w:w="3707"/>
             <w:tcBorders>
               <w:top w:val="single" w:color="D0D0CE" w:sz="1"/>
               <w:left w:val="single" w:color="D0D0CE" w:sz="1"/>
@@ -156,7 +156,7 @@
         </w:tc>
         <w:tc>
           <w:tcPr>
-            <w:tcW w:type="dxa" w:w="3120"/>
+            <w:tcW w:type="dxa" w:w="3469"/>
             <w:tcBorders>
               <w:top w:val="single" w:color="D0D0CE" w:sz="1"/>
               <w:left w:val="single" w:color="D0D0CE" w:sz="1"/>
@@ -191,7 +191,7 @@
       <w:tr>
         <w:tc>
           <w:tcPr>
-            <w:tcW w:type="dxa" w:w="3120"/>
+            <w:tcW w:type="dxa" w:w="2184"/>
             <w:tcBorders>
               <w:top w:val="single" w:color="D0D0CE" w:sz="1"/>
               <w:left w:val="single" w:color="D0D0CE" w:sz="1"/>
@@ -217,7 +217,7 @@
         </w:tc>
         <w:tc>
           <w:tcPr>
-            <w:tcW w:type="dxa" w:w="3120"/>
+            <w:tcW w:type="dxa" w:w="3707"/>
             <w:tcBorders>
               <w:top w:val="single" w:color="D0D0CE" w:sz="1"/>
               <w:left w:val="single" w:color="D0D0CE" w:sz="1"/>
@@ -243,7 +243,7 @@
         </w:tc>
         <w:tc>
           <w:tcPr>
-            <w:tcW w:type="dxa" w:w="3120"/>
+            <w:tcW w:type="dxa" w:w="3469"/>
             <w:tcBorders>
               <w:top w:val="single" w:color="D0D0CE" w:sz="1"/>
               <w:left w:val="single" w:color="D0D0CE" w:sz="1"/>
@@ -271,7 +271,7 @@
       <w:tr>
         <w:tc>
           <w:tcPr>
-            <w:tcW w:type="dxa" w:w="3120"/>
+            <w:tcW w:type="dxa" w:w="2184"/>
             <w:tcBorders>
               <w:top w:val="single" w:color="D0D0CE" w:sz="1"/>
               <w:left w:val="single" w:color="D0D0CE" w:sz="1"/>
@@ -297,7 +297,7 @@
         </w:tc>
         <w:tc>
           <w:tcPr>
-            <w:tcW w:type="dxa" w:w="3120"/>
+            <w:tcW w:type="dxa" w:w="3707"/>
             <w:tcBorders>
               <w:top w:val="single" w:color="D0D0CE" w:sz="1"/>
               <w:left w:val="single" w:color="D0D0CE" w:sz="1"/>
@@ -323,7 +323,7 @@
         </w:tc>
         <w:tc>
           <w:tcPr>
-            <w:tcW w:type="dxa" w:w="3120"/>
+            <w:tcW w:type="dxa" w:w="3469"/>
             <w:tcBorders>
               <w:top w:val="single" w:color="D0D0CE" w:sz="1"/>
               <w:left w:val="single" w:color="D0D0CE" w:sz="1"/>
@@ -351,7 +351,7 @@
       <w:tr>
         <w:tc>
           <w:tcPr>
-            <w:tcW w:type="dxa" w:w="3120"/>
+            <w:tcW w:type="dxa" w:w="2184"/>
             <w:tcBorders>
               <w:top w:val="single" w:color="D0D0CE" w:sz="1"/>
               <w:left w:val="single" w:color="D0D0CE" w:sz="1"/>
@@ -377,7 +377,7 @@
         </w:tc>
         <w:tc>
           <w:tcPr>
-            <w:tcW w:type="dxa" w:w="3120"/>
+            <w:tcW w:type="dxa" w:w="3707"/>
             <w:tcBorders>
               <w:top w:val="single" w:color="D0D0CE" w:sz="1"/>
               <w:left w:val="single" w:color="D0D0CE" w:sz="1"/>
@@ -403,7 +403,7 @@
         </w:tc>
         <w:tc>
           <w:tcPr>
-            <w:tcW w:type="dxa" w:w="3120"/>
+            <w:tcW w:type="dxa" w:w="3469"/>
             <w:tcBorders>
               <w:top w:val="single" w:color="D0D0CE" w:sz="1"/>
               <w:left w:val="single" w:color="D0D0CE" w:sz="1"/>
@@ -431,7 +431,7 @@
       <w:tr>
         <w:tc>
           <w:tcPr>
-            <w:tcW w:type="dxa" w:w="3120"/>
+            <w:tcW w:type="dxa" w:w="2184"/>
             <w:tcBorders>
               <w:top w:val="single" w:color="D0D0CE" w:sz="1"/>
               <w:left w:val="single" w:color="D0D0CE" w:sz="1"/>
@@ -457,7 +457,7 @@
         </w:tc>
         <w:tc>
           <w:tcPr>
-            <w:tcW w:type="dxa" w:w="3120"/>
+            <w:tcW w:type="dxa" w:w="3707"/>
             <w:tcBorders>
               <w:top w:val="single" w:color="D0D0CE" w:sz="1"/>
               <w:left w:val="single" w:color="D0D0CE" w:sz="1"/>
@@ -483,7 +483,7 @@
         </w:tc>
         <w:tc>
           <w:tcPr>
-            <w:tcW w:type="dxa" w:w="3120"/>
+            <w:tcW w:type="dxa" w:w="3469"/>
             <w:tcBorders>
               <w:top w:val="single" w:color="D0D0CE" w:sz="1"/>
               <w:left w:val="single" w:color="D0D0CE" w:sz="1"/>
@@ -511,7 +511,7 @@
       <w:tr>
         <w:tc>
           <w:tcPr>
-            <w:tcW w:type="dxa" w:w="3120"/>
+            <w:tcW w:type="dxa" w:w="2184"/>
             <w:tcBorders>
               <w:top w:val="single" w:color="D0D0CE" w:sz="1"/>
               <w:left w:val="single" w:color="D0D0CE" w:sz="1"/>
@@ -537,7 +537,7 @@
         </w:tc>
         <w:tc>
           <w:tcPr>
-            <w:tcW w:type="dxa" w:w="3120"/>
+            <w:tcW w:type="dxa" w:w="3707"/>
             <w:tcBorders>
               <w:top w:val="single" w:color="D0D0CE" w:sz="1"/>
               <w:left w:val="single" w:color="D0D0CE" w:sz="1"/>
@@ -563,7 +563,7 @@
         </w:tc>
         <w:tc>
           <w:tcPr>
-            <w:tcW w:type="dxa" w:w="3120"/>
+            <w:tcW w:type="dxa" w:w="3469"/>
             <w:tcBorders>
               <w:top w:val="single" w:color="D0D0CE" w:sz="1"/>
               <w:left w:val="single" w:color="D0D0CE" w:sz="1"/>
@@ -591,7 +591,7 @@
       <w:tr>
         <w:tc>
           <w:tcPr>
-            <w:tcW w:type="dxa" w:w="3120"/>
+            <w:tcW w:type="dxa" w:w="2184"/>
             <w:tcBorders>
               <w:top w:val="single" w:color="D0D0CE" w:sz="1"/>
               <w:left w:val="single" w:color="D0D0CE" w:sz="1"/>
@@ -617,7 +617,7 @@
         </w:tc>
         <w:tc>
           <w:tcPr>
-            <w:tcW w:type="dxa" w:w="3120"/>
+            <w:tcW w:type="dxa" w:w="3707"/>
             <w:tcBorders>
               <w:top w:val="single" w:color="D0D0CE" w:sz="1"/>
               <w:left w:val="single" w:color="D0D0CE" w:sz="1"/>
@@ -643,7 +643,7 @@
         </w:tc>
         <w:tc>
           <w:tcPr>
-            <w:tcW w:type="dxa" w:w="3120"/>
+            <w:tcW w:type="dxa" w:w="3469"/>
             <w:tcBorders>
               <w:top w:val="single" w:color="D0D0CE" w:sz="1"/>
               <w:left w:val="single" w:color="D0D0CE" w:sz="1"/>
@@ -671,7 +671,7 @@
       <w:tr>
         <w:tc>
           <w:tcPr>
-            <w:tcW w:type="dxa" w:w="3120"/>
+            <w:tcW w:type="dxa" w:w="2184"/>
             <w:tcBorders>
               <w:top w:val="single" w:color="D0D0CE" w:sz="1"/>
               <w:left w:val="single" w:color="D0D0CE" w:sz="1"/>
@@ -697,7 +697,7 @@
         </w:tc>
         <w:tc>
           <w:tcPr>
-            <w:tcW w:type="dxa" w:w="3120"/>
+            <w:tcW w:type="dxa" w:w="3707"/>
             <w:tcBorders>
               <w:top w:val="single" w:color="D0D0CE" w:sz="1"/>
               <w:left w:val="single" w:color="D0D0CE" w:sz="1"/>
@@ -723,7 +723,7 @@
         </w:tc>
         <w:tc>
           <w:tcPr>
-            <w:tcW w:type="dxa" w:w="3120"/>
+            <w:tcW w:type="dxa" w:w="3469"/>
             <w:tcBorders>
               <w:top w:val="single" w:color="D0D0CE" w:sz="1"/>
               <w:left w:val="single" w:color="D0D0CE" w:sz="1"/>
@@ -751,7 +751,7 @@
       <w:tr>
         <w:tc>
           <w:tcPr>
-            <w:tcW w:type="dxa" w:w="3120"/>
+            <w:tcW w:type="dxa" w:w="2184"/>
             <w:tcBorders>
               <w:top w:val="single" w:color="D0D0CE" w:sz="1"/>
               <w:left w:val="single" w:color="D0D0CE" w:sz="1"/>
@@ -777,7 +777,7 @@
         </w:tc>
         <w:tc>
           <w:tcPr>
-            <w:tcW w:type="dxa" w:w="3120"/>
+            <w:tcW w:type="dxa" w:w="3707"/>
             <w:tcBorders>
               <w:top w:val="single" w:color="D0D0CE" w:sz="1"/>
               <w:left w:val="single" w:color="D0D0CE" w:sz="1"/>
@@ -803,7 +803,7 @@
         </w:tc>
         <w:tc>
           <w:tcPr>
-            <w:tcW w:type="dxa" w:w="3120"/>
+            <w:tcW w:type="dxa" w:w="3469"/>
             <w:tcBorders>
               <w:top w:val="single" w:color="D0D0CE" w:sz="1"/>
               <w:left w:val="single" w:color="D0D0CE" w:sz="1"/>
@@ -831,7 +831,7 @@
       <w:tr>
         <w:tc>
           <w:tcPr>
-            <w:tcW w:type="dxa" w:w="3120"/>
+            <w:tcW w:type="dxa" w:w="2184"/>
             <w:tcBorders>
               <w:top w:val="single" w:color="D0D0CE" w:sz="1"/>
               <w:left w:val="single" w:color="D0D0CE" w:sz="1"/>
@@ -857,7 +857,7 @@
         </w:tc>
         <w:tc>
           <w:tcPr>
-            <w:tcW w:type="dxa" w:w="3120"/>
+            <w:tcW w:type="dxa" w:w="3707"/>
             <w:tcBorders>
               <w:top w:val="single" w:color="D0D0CE" w:sz="1"/>
               <w:left w:val="single" w:color="D0D0CE" w:sz="1"/>
@@ -883,7 +883,7 @@
         </w:tc>
         <w:tc>
           <w:tcPr>
-            <w:tcW w:type="dxa" w:w="3120"/>
+            <w:tcW w:type="dxa" w:w="3469"/>
             <w:tcBorders>
               <w:top w:val="single" w:color="D0D0CE" w:sz="1"/>
               <w:left w:val="single" w:color="D0D0CE" w:sz="1"/>
@@ -909,6 +909,14 @@
         </w:tc>
       </w:tr>
     </w:tbl>
+    <w:p>
+      <w:pPr>
+        <w:spacing w:after="120"/>
+      </w:pPr>
+      <w:r>
+        <w:t xml:space="preserve"/>
+      </w:r>
+    </w:p>
     <w:p>
       <w:pPr>
         <w:pStyle w:val="Heading1"/>
@@ -930,9 +938,9 @@
         </w:tblBorders>
       </w:tblPr>
       <w:tblGrid>
-        <w:gridCol w:w="3120"/>
-        <w:gridCol w:w="3120"/>
-        <w:gridCol w:w="3120"/>
+        <w:gridCol w:w="1863"/>
+        <w:gridCol w:w="5097"/>
+        <w:gridCol w:w="2400"/>
       </w:tblGrid>
       <w:tr>
         <w:trPr>
@@ -940,7 +948,7 @@
         </w:trPr>
         <w:tc>
           <w:tcPr>
-            <w:tcW w:type="dxa" w:w="3120"/>
+            <w:tcW w:type="dxa" w:w="1863"/>
             <w:tcBorders>
               <w:top w:val="single" w:color="D0D0CE" w:sz="1"/>
               <w:left w:val="single" w:color="D0D0CE" w:sz="1"/>
@@ -973,7 +981,7 @@
         </w:tc>
         <w:tc>
           <w:tcPr>
-            <w:tcW w:type="dxa" w:w="3120"/>
+            <w:tcW w:type="dxa" w:w="5097"/>
             <w:tcBorders>
               <w:top w:val="single" w:color="D0D0CE" w:sz="1"/>
               <w:left w:val="single" w:color="D0D0CE" w:sz="1"/>
@@ -1006,7 +1014,7 @@
         </w:tc>
         <w:tc>
           <w:tcPr>
-            <w:tcW w:type="dxa" w:w="3120"/>
+            <w:tcW w:type="dxa" w:w="2400"/>
             <w:tcBorders>
               <w:top w:val="single" w:color="D0D0CE" w:sz="1"/>
               <w:left w:val="single" w:color="D0D0CE" w:sz="1"/>
@@ -1041,7 +1049,7 @@
       <w:tr>
         <w:tc>
           <w:tcPr>
-            <w:tcW w:type="dxa" w:w="3120"/>
+            <w:tcW w:type="dxa" w:w="1863"/>
             <w:tcBorders>
               <w:top w:val="single" w:color="D0D0CE" w:sz="1"/>
               <w:left w:val="single" w:color="D0D0CE" w:sz="1"/>
@@ -1067,7 +1075,7 @@
         </w:tc>
         <w:tc>
           <w:tcPr>
-            <w:tcW w:type="dxa" w:w="3120"/>
+            <w:tcW w:type="dxa" w:w="5097"/>
             <w:tcBorders>
               <w:top w:val="single" w:color="D0D0CE" w:sz="1"/>
               <w:left w:val="single" w:color="D0D0CE" w:sz="1"/>
@@ -1093,7 +1101,7 @@
         </w:tc>
         <w:tc>
           <w:tcPr>
-            <w:tcW w:type="dxa" w:w="3120"/>
+            <w:tcW w:type="dxa" w:w="2400"/>
             <w:tcBorders>
               <w:top w:val="single" w:color="D0D0CE" w:sz="1"/>
               <w:left w:val="single" w:color="D0D0CE" w:sz="1"/>
@@ -1121,7 +1129,7 @@
       <w:tr>
         <w:tc>
           <w:tcPr>
-            <w:tcW w:type="dxa" w:w="3120"/>
+            <w:tcW w:type="dxa" w:w="1863"/>
             <w:tcBorders>
               <w:top w:val="single" w:color="D0D0CE" w:sz="1"/>
               <w:left w:val="single" w:color="D0D0CE" w:sz="1"/>
@@ -1147,7 +1155,7 @@
         </w:tc>
         <w:tc>
           <w:tcPr>
-            <w:tcW w:type="dxa" w:w="3120"/>
+            <w:tcW w:type="dxa" w:w="5097"/>
             <w:tcBorders>
               <w:top w:val="single" w:color="D0D0CE" w:sz="1"/>
               <w:left w:val="single" w:color="D0D0CE" w:sz="1"/>
@@ -1173,7 +1181,7 @@
         </w:tc>
         <w:tc>
           <w:tcPr>
-            <w:tcW w:type="dxa" w:w="3120"/>
+            <w:tcW w:type="dxa" w:w="2400"/>
             <w:tcBorders>
               <w:top w:val="single" w:color="D0D0CE" w:sz="1"/>
               <w:left w:val="single" w:color="D0D0CE" w:sz="1"/>
@@ -1201,7 +1209,7 @@
       <w:tr>
         <w:tc>
           <w:tcPr>
-            <w:tcW w:type="dxa" w:w="3120"/>
+            <w:tcW w:type="dxa" w:w="1863"/>
             <w:tcBorders>
               <w:top w:val="single" w:color="D0D0CE" w:sz="1"/>
               <w:left w:val="single" w:color="D0D0CE" w:sz="1"/>
@@ -1227,7 +1235,7 @@
         </w:tc>
         <w:tc>
           <w:tcPr>
-            <w:tcW w:type="dxa" w:w="3120"/>
+            <w:tcW w:type="dxa" w:w="5097"/>
             <w:tcBorders>
               <w:top w:val="single" w:color="D0D0CE" w:sz="1"/>
               <w:left w:val="single" w:color="D0D0CE" w:sz="1"/>
@@ -1253,7 +1261,7 @@
         </w:tc>
         <w:tc>
           <w:tcPr>
-            <w:tcW w:type="dxa" w:w="3120"/>
+            <w:tcW w:type="dxa" w:w="2400"/>
             <w:tcBorders>
               <w:top w:val="single" w:color="D0D0CE" w:sz="1"/>
               <w:left w:val="single" w:color="D0D0CE" w:sz="1"/>
@@ -1281,7 +1289,7 @@
       <w:tr>
         <w:tc>
           <w:tcPr>
-            <w:tcW w:type="dxa" w:w="3120"/>
+            <w:tcW w:type="dxa" w:w="1863"/>
             <w:tcBorders>
               <w:top w:val="single" w:color="D0D0CE" w:sz="1"/>
               <w:left w:val="single" w:color="D0D0CE" w:sz="1"/>
@@ -1307,7 +1315,7 @@
         </w:tc>
         <w:tc>
           <w:tcPr>
-            <w:tcW w:type="dxa" w:w="3120"/>
+            <w:tcW w:type="dxa" w:w="5097"/>
             <w:tcBorders>
               <w:top w:val="single" w:color="D0D0CE" w:sz="1"/>
               <w:left w:val="single" w:color="D0D0CE" w:sz="1"/>
@@ -1333,7 +1341,7 @@
         </w:tc>
         <w:tc>
           <w:tcPr>
-            <w:tcW w:type="dxa" w:w="3120"/>
+            <w:tcW w:type="dxa" w:w="2400"/>
             <w:tcBorders>
               <w:top w:val="single" w:color="D0D0CE" w:sz="1"/>
               <w:left w:val="single" w:color="D0D0CE" w:sz="1"/>
@@ -1361,7 +1369,7 @@
       <w:tr>
         <w:tc>
           <w:tcPr>
-            <w:tcW w:type="dxa" w:w="3120"/>
+            <w:tcW w:type="dxa" w:w="1863"/>
             <w:tcBorders>
               <w:top w:val="single" w:color="D0D0CE" w:sz="1"/>
               <w:left w:val="single" w:color="D0D0CE" w:sz="1"/>
@@ -1387,7 +1395,7 @@
         </w:tc>
         <w:tc>
           <w:tcPr>
-            <w:tcW w:type="dxa" w:w="3120"/>
+            <w:tcW w:type="dxa" w:w="5097"/>
             <w:tcBorders>
               <w:top w:val="single" w:color="D0D0CE" w:sz="1"/>
               <w:left w:val="single" w:color="D0D0CE" w:sz="1"/>
@@ -1413,7 +1421,7 @@
         </w:tc>
         <w:tc>
           <w:tcPr>
-            <w:tcW w:type="dxa" w:w="3120"/>
+            <w:tcW w:type="dxa" w:w="2400"/>
             <w:tcBorders>
               <w:top w:val="single" w:color="D0D0CE" w:sz="1"/>
               <w:left w:val="single" w:color="D0D0CE" w:sz="1"/>
@@ -1441,7 +1449,7 @@
       <w:tr>
         <w:tc>
           <w:tcPr>
-            <w:tcW w:type="dxa" w:w="3120"/>
+            <w:tcW w:type="dxa" w:w="1863"/>
             <w:tcBorders>
               <w:top w:val="single" w:color="D0D0CE" w:sz="1"/>
               <w:left w:val="single" w:color="D0D0CE" w:sz="1"/>
@@ -1467,7 +1475,7 @@
         </w:tc>
         <w:tc>
           <w:tcPr>
-            <w:tcW w:type="dxa" w:w="3120"/>
+            <w:tcW w:type="dxa" w:w="5097"/>
             <w:tcBorders>
               <w:top w:val="single" w:color="D0D0CE" w:sz="1"/>
               <w:left w:val="single" w:color="D0D0CE" w:sz="1"/>
@@ -1493,7 +1501,7 @@
         </w:tc>
         <w:tc>
           <w:tcPr>
-            <w:tcW w:type="dxa" w:w="3120"/>
+            <w:tcW w:type="dxa" w:w="2400"/>
             <w:tcBorders>
               <w:top w:val="single" w:color="D0D0CE" w:sz="1"/>
               <w:left w:val="single" w:color="D0D0CE" w:sz="1"/>
@@ -1521,7 +1529,7 @@
       <w:tr>
         <w:tc>
           <w:tcPr>
-            <w:tcW w:type="dxa" w:w="3120"/>
+            <w:tcW w:type="dxa" w:w="1863"/>
             <w:tcBorders>
               <w:top w:val="single" w:color="D0D0CE" w:sz="1"/>
               <w:left w:val="single" w:color="D0D0CE" w:sz="1"/>
@@ -1547,7 +1555,7 @@
         </w:tc>
         <w:tc>
           <w:tcPr>
-            <w:tcW w:type="dxa" w:w="3120"/>
+            <w:tcW w:type="dxa" w:w="5097"/>
             <w:tcBorders>
               <w:top w:val="single" w:color="D0D0CE" w:sz="1"/>
               <w:left w:val="single" w:color="D0D0CE" w:sz="1"/>
@@ -1573,7 +1581,7 @@
         </w:tc>
         <w:tc>
           <w:tcPr>
-            <w:tcW w:type="dxa" w:w="3120"/>
+            <w:tcW w:type="dxa" w:w="2400"/>
             <w:tcBorders>
               <w:top w:val="single" w:color="D0D0CE" w:sz="1"/>
               <w:left w:val="single" w:color="D0D0CE" w:sz="1"/>
@@ -1601,7 +1609,7 @@
       <w:tr>
         <w:tc>
           <w:tcPr>
-            <w:tcW w:type="dxa" w:w="3120"/>
+            <w:tcW w:type="dxa" w:w="1863"/>
             <w:tcBorders>
               <w:top w:val="single" w:color="D0D0CE" w:sz="1"/>
               <w:left w:val="single" w:color="D0D0CE" w:sz="1"/>
@@ -1627,7 +1635,7 @@
         </w:tc>
         <w:tc>
           <w:tcPr>
-            <w:tcW w:type="dxa" w:w="3120"/>
+            <w:tcW w:type="dxa" w:w="5097"/>
             <w:tcBorders>
               <w:top w:val="single" w:color="D0D0CE" w:sz="1"/>
               <w:left w:val="single" w:color="D0D0CE" w:sz="1"/>
@@ -1653,7 +1661,7 @@
         </w:tc>
         <w:tc>
           <w:tcPr>
-            <w:tcW w:type="dxa" w:w="3120"/>
+            <w:tcW w:type="dxa" w:w="2400"/>
             <w:tcBorders>
               <w:top w:val="single" w:color="D0D0CE" w:sz="1"/>
               <w:left w:val="single" w:color="D0D0CE" w:sz="1"/>
@@ -1681,7 +1689,7 @@
       <w:tr>
         <w:tc>
           <w:tcPr>
-            <w:tcW w:type="dxa" w:w="3120"/>
+            <w:tcW w:type="dxa" w:w="1863"/>
             <w:tcBorders>
               <w:top w:val="single" w:color="D0D0CE" w:sz="1"/>
               <w:left w:val="single" w:color="D0D0CE" w:sz="1"/>
@@ -1707,7 +1715,7 @@
         </w:tc>
         <w:tc>
           <w:tcPr>
-            <w:tcW w:type="dxa" w:w="3120"/>
+            <w:tcW w:type="dxa" w:w="5097"/>
             <w:tcBorders>
               <w:top w:val="single" w:color="D0D0CE" w:sz="1"/>
               <w:left w:val="single" w:color="D0D0CE" w:sz="1"/>
@@ -1733,7 +1741,7 @@
         </w:tc>
         <w:tc>
           <w:tcPr>
-            <w:tcW w:type="dxa" w:w="3120"/>
+            <w:tcW w:type="dxa" w:w="2400"/>
             <w:tcBorders>
               <w:top w:val="single" w:color="D0D0CE" w:sz="1"/>
               <w:left w:val="single" w:color="D0D0CE" w:sz="1"/>
@@ -1761,7 +1769,7 @@
       <w:tr>
         <w:tc>
           <w:tcPr>
-            <w:tcW w:type="dxa" w:w="3120"/>
+            <w:tcW w:type="dxa" w:w="1863"/>
             <w:tcBorders>
               <w:top w:val="single" w:color="D0D0CE" w:sz="1"/>
               <w:left w:val="single" w:color="D0D0CE" w:sz="1"/>
@@ -1787,7 +1795,7 @@
         </w:tc>
         <w:tc>
           <w:tcPr>
-            <w:tcW w:type="dxa" w:w="3120"/>
+            <w:tcW w:type="dxa" w:w="5097"/>
             <w:tcBorders>
               <w:top w:val="single" w:color="D0D0CE" w:sz="1"/>
               <w:left w:val="single" w:color="D0D0CE" w:sz="1"/>
@@ -1813,7 +1821,7 @@
         </w:tc>
         <w:tc>
           <w:tcPr>
-            <w:tcW w:type="dxa" w:w="3120"/>
+            <w:tcW w:type="dxa" w:w="2400"/>
             <w:tcBorders>
               <w:top w:val="single" w:color="D0D0CE" w:sz="1"/>
               <w:left w:val="single" w:color="D0D0CE" w:sz="1"/>
@@ -1839,6 +1847,14 @@
         </w:tc>
       </w:tr>
     </w:tbl>
+    <w:p>
+      <w:pPr>
+        <w:spacing w:after="120"/>
+      </w:pPr>
+      <w:r>
+        <w:t xml:space="preserve"/>
+      </w:r>
+    </w:p>
     <w:p>
       <w:pPr>
         <w:pStyle w:val="Heading1"/>
@@ -1946,9 +1962,9 @@
         </w:tblBorders>
       </w:tblPr>
       <w:tblGrid>
-        <w:gridCol w:w="3120"/>
-        <w:gridCol w:w="3120"/>
-        <w:gridCol w:w="3120"/>
+        <w:gridCol w:w="3186"/>
+        <w:gridCol w:w="2888"/>
+        <w:gridCol w:w="3286"/>
       </w:tblGrid>
       <w:tr>
         <w:trPr>
@@ -1956,7 +1972,7 @@
         </w:trPr>
         <w:tc>
           <w:tcPr>
-            <w:tcW w:type="dxa" w:w="3120"/>
+            <w:tcW w:type="dxa" w:w="3186"/>
             <w:tcBorders>
               <w:top w:val="single" w:color="D0D0CE" w:sz="1"/>
               <w:left w:val="single" w:color="D0D0CE" w:sz="1"/>
@@ -1989,7 +2005,7 @@
         </w:tc>
         <w:tc>
           <w:tcPr>
-            <w:tcW w:type="dxa" w:w="3120"/>
+            <w:tcW w:type="dxa" w:w="2888"/>
             <w:tcBorders>
               <w:top w:val="single" w:color="D0D0CE" w:sz="1"/>
               <w:left w:val="single" w:color="D0D0CE" w:sz="1"/>
@@ -2022,7 +2038,7 @@
         </w:tc>
         <w:tc>
           <w:tcPr>
-            <w:tcW w:type="dxa" w:w="3120"/>
+            <w:tcW w:type="dxa" w:w="3286"/>
             <w:tcBorders>
               <w:top w:val="single" w:color="D0D0CE" w:sz="1"/>
               <w:left w:val="single" w:color="D0D0CE" w:sz="1"/>
@@ -2057,7 +2073,7 @@
       <w:tr>
         <w:tc>
           <w:tcPr>
-            <w:tcW w:type="dxa" w:w="3120"/>
+            <w:tcW w:type="dxa" w:w="3186"/>
             <w:tcBorders>
               <w:top w:val="single" w:color="D0D0CE" w:sz="1"/>
               <w:left w:val="single" w:color="D0D0CE" w:sz="1"/>
@@ -2083,7 +2099,7 @@
         </w:tc>
         <w:tc>
           <w:tcPr>
-            <w:tcW w:type="dxa" w:w="3120"/>
+            <w:tcW w:type="dxa" w:w="2888"/>
             <w:tcBorders>
               <w:top w:val="single" w:color="D0D0CE" w:sz="1"/>
               <w:left w:val="single" w:color="D0D0CE" w:sz="1"/>
@@ -2109,7 +2125,7 @@
         </w:tc>
         <w:tc>
           <w:tcPr>
-            <w:tcW w:type="dxa" w:w="3120"/>
+            <w:tcW w:type="dxa" w:w="3286"/>
             <w:tcBorders>
               <w:top w:val="single" w:color="D0D0CE" w:sz="1"/>
               <w:left w:val="single" w:color="D0D0CE" w:sz="1"/>
@@ -2137,7 +2153,7 @@
       <w:tr>
         <w:tc>
           <w:tcPr>
-            <w:tcW w:type="dxa" w:w="3120"/>
+            <w:tcW w:type="dxa" w:w="3186"/>
             <w:tcBorders>
               <w:top w:val="single" w:color="D0D0CE" w:sz="1"/>
               <w:left w:val="single" w:color="D0D0CE" w:sz="1"/>
@@ -2163,7 +2179,7 @@
         </w:tc>
         <w:tc>
           <w:tcPr>
-            <w:tcW w:type="dxa" w:w="3120"/>
+            <w:tcW w:type="dxa" w:w="2888"/>
             <w:tcBorders>
               <w:top w:val="single" w:color="D0D0CE" w:sz="1"/>
               <w:left w:val="single" w:color="D0D0CE" w:sz="1"/>
@@ -2189,7 +2205,7 @@
         </w:tc>
         <w:tc>
           <w:tcPr>
-            <w:tcW w:type="dxa" w:w="3120"/>
+            <w:tcW w:type="dxa" w:w="3286"/>
             <w:tcBorders>
               <w:top w:val="single" w:color="D0D0CE" w:sz="1"/>
               <w:left w:val="single" w:color="D0D0CE" w:sz="1"/>
@@ -2217,7 +2233,7 @@
       <w:tr>
         <w:tc>
           <w:tcPr>
-            <w:tcW w:type="dxa" w:w="3120"/>
+            <w:tcW w:type="dxa" w:w="3186"/>
             <w:tcBorders>
               <w:top w:val="single" w:color="D0D0CE" w:sz="1"/>
               <w:left w:val="single" w:color="D0D0CE" w:sz="1"/>
@@ -2243,7 +2259,7 @@
         </w:tc>
         <w:tc>
           <w:tcPr>
-            <w:tcW w:type="dxa" w:w="3120"/>
+            <w:tcW w:type="dxa" w:w="2888"/>
             <w:tcBorders>
               <w:top w:val="single" w:color="D0D0CE" w:sz="1"/>
               <w:left w:val="single" w:color="D0D0CE" w:sz="1"/>
@@ -2269,7 +2285,7 @@
         </w:tc>
         <w:tc>
           <w:tcPr>
-            <w:tcW w:type="dxa" w:w="3120"/>
+            <w:tcW w:type="dxa" w:w="3286"/>
             <w:tcBorders>
               <w:top w:val="single" w:color="D0D0CE" w:sz="1"/>
               <w:left w:val="single" w:color="D0D0CE" w:sz="1"/>
@@ -2297,7 +2313,7 @@
       <w:tr>
         <w:tc>
           <w:tcPr>
-            <w:tcW w:type="dxa" w:w="3120"/>
+            <w:tcW w:type="dxa" w:w="3186"/>
             <w:tcBorders>
               <w:top w:val="single" w:color="D0D0CE" w:sz="1"/>
               <w:left w:val="single" w:color="D0D0CE" w:sz="1"/>
@@ -2323,7 +2339,7 @@
         </w:tc>
         <w:tc>
           <w:tcPr>
-            <w:tcW w:type="dxa" w:w="3120"/>
+            <w:tcW w:type="dxa" w:w="2888"/>
             <w:tcBorders>
               <w:top w:val="single" w:color="D0D0CE" w:sz="1"/>
               <w:left w:val="single" w:color="D0D0CE" w:sz="1"/>
@@ -2349,7 +2365,7 @@
         </w:tc>
         <w:tc>
           <w:tcPr>
-            <w:tcW w:type="dxa" w:w="3120"/>
+            <w:tcW w:type="dxa" w:w="3286"/>
             <w:tcBorders>
               <w:top w:val="single" w:color="D0D0CE" w:sz="1"/>
               <w:left w:val="single" w:color="D0D0CE" w:sz="1"/>
@@ -2377,7 +2393,7 @@
       <w:tr>
         <w:tc>
           <w:tcPr>
-            <w:tcW w:type="dxa" w:w="3120"/>
+            <w:tcW w:type="dxa" w:w="3186"/>
             <w:tcBorders>
               <w:top w:val="single" w:color="D0D0CE" w:sz="1"/>
               <w:left w:val="single" w:color="D0D0CE" w:sz="1"/>
@@ -2403,7 +2419,7 @@
         </w:tc>
         <w:tc>
           <w:tcPr>
-            <w:tcW w:type="dxa" w:w="3120"/>
+            <w:tcW w:type="dxa" w:w="2888"/>
             <w:tcBorders>
               <w:top w:val="single" w:color="D0D0CE" w:sz="1"/>
               <w:left w:val="single" w:color="D0D0CE" w:sz="1"/>
@@ -2429,7 +2445,7 @@
         </w:tc>
         <w:tc>
           <w:tcPr>
-            <w:tcW w:type="dxa" w:w="3120"/>
+            <w:tcW w:type="dxa" w:w="3286"/>
             <w:tcBorders>
               <w:top w:val="single" w:color="D0D0CE" w:sz="1"/>
               <w:left w:val="single" w:color="D0D0CE" w:sz="1"/>
@@ -2457,7 +2473,7 @@
       <w:tr>
         <w:tc>
           <w:tcPr>
-            <w:tcW w:type="dxa" w:w="3120"/>
+            <w:tcW w:type="dxa" w:w="3186"/>
             <w:tcBorders>
               <w:top w:val="single" w:color="D0D0CE" w:sz="1"/>
               <w:left w:val="single" w:color="D0D0CE" w:sz="1"/>
@@ -2483,7 +2499,7 @@
         </w:tc>
         <w:tc>
           <w:tcPr>
-            <w:tcW w:type="dxa" w:w="3120"/>
+            <w:tcW w:type="dxa" w:w="2888"/>
             <w:tcBorders>
               <w:top w:val="single" w:color="D0D0CE" w:sz="1"/>
               <w:left w:val="single" w:color="D0D0CE" w:sz="1"/>
@@ -2509,7 +2525,7 @@
         </w:tc>
         <w:tc>
           <w:tcPr>
-            <w:tcW w:type="dxa" w:w="3120"/>
+            <w:tcW w:type="dxa" w:w="3286"/>
             <w:tcBorders>
               <w:top w:val="single" w:color="D0D0CE" w:sz="1"/>
               <w:left w:val="single" w:color="D0D0CE" w:sz="1"/>
@@ -2537,6 +2553,14 @@
     </w:tbl>
     <w:p>
       <w:pPr>
+        <w:spacing w:after="120"/>
+      </w:pPr>
+      <w:r>
+        <w:t xml:space="preserve"/>
+      </w:r>
+    </w:p>
+    <w:p>
+      <w:pPr>
         <w:pStyle w:val="Heading1"/>
       </w:pPr>
       <w:r>
@@ -2564,7 +2588,7 @@
         <w:spacing w:after="120"/>
       </w:pPr>
       <w:r>
-        <w:t xml:space="preserve">[Case Study] Design case study — a conversational AI companion for menopause and perimenopause support (author’s prior applied work).</w:t>
+        <w:t xml:space="preserve">[Case Study] Eltayeb, Y. (2026). Menopause-support companion design case study. In SAFE-CARE public release repository, v1.0. Conefia. GitHub/Zenodo. https://doi.org/10.5281/zenodo.21330842</w:t>
       </w:r>
     </w:p>
     <w:p>
@@ -2572,7 +2596,7 @@
         <w:spacing w:after="120"/>
       </w:pPr>
       <w:r>
-        <w:t xml:space="preserve">[Conference Outline] Conference talk outline — “Building Safe Conversational AI Agents for Healthcare.”</w:t>
+        <w:t xml:space="preserve">[Conference Outline] Eltayeb, Y. (2026). Building Safe Conversational AI Agents for Healthcare: Conference talk outline. In SAFE-CARE public release repository, v1.0. Conefia. GitHub/Zenodo. https://doi.org/10.5281/zenodo.21330842</w:t>
       </w:r>
     </w:p>
     <w:p>
@@ -2708,7 +2732,17 @@
         <w:t xml:space="preserve">How to cite:</w:t>
       </w:r>
       <w:r>
-        <w:t xml:space="preserve"> Eltayeb, Y. (2026). *SAFE-CARE: A Framework for Designing and Evaluating Safe Healthcare AI Agents*. Conefia. DOI: [Zenodo DOI].</w:t>
+        <w:t xml:space="preserve"> Eltayeb, Y. (2026). </w:t>
+      </w:r>
+      <w:r>
+        <w:rPr>
+          <w:i/>
+          <w:iCs/>
+        </w:rPr>
+        <w:t xml:space="preserve">SAFE-CARE: A Framework for Designing and Evaluating Safe Healthcare AI Agents</w:t>
+      </w:r>
+      <w:r>
+        <w:t xml:space="preserve">. Conefia. DOI: https://doi.org/10.5281/zenodo.21330159.</w:t>
       </w:r>
     </w:p>
     <w:p>

--- a/release_assets/docx/07_SAFE-CARE_Release_Gate_Checklist.docx
+++ b/release_assets/docx/07_SAFE-CARE_Release_Gate_Checklist.docx
@@ -33,7 +33,7 @@
           <w:sz w:val="17"/>
           <w:szCs w:val="17"/>
         </w:rPr>
-        <w:t xml:space="preserve">SAFE-CARE Framework — authored by Yassen Eltayeb, Conefia · Version 1.0 · July 2026</w:t>
+        <w:t xml:space="preserve">SAFE-CARE Framework — authored by Yassen Eltayeb, Conefia · Version 1.1 · July 2026</w:t>
       </w:r>
     </w:p>
     <w:p>
@@ -2612,6 +2612,14 @@
         <w:spacing w:after="120"/>
       </w:pPr>
       <w:r>
+        <w:t xml:space="preserve">[NIST AI 600-1] National Institute of Standards and Technology. Artificial Intelligence Risk Management Framework: Generative Artificial Intelligence Profile (NIST AI 600-1). U.S. Department of Commerce, July 2024. https://doi.org/10.6028/NIST.AI.600-1</w:t>
+      </w:r>
+    </w:p>
+    <w:p>
+      <w:pPr>
+        <w:spacing w:after="120"/>
+      </w:pPr>
+      <w:r>
         <w:t xml:space="preserve">[FDA GMLP] U.S. Food and Drug Administration. Good Machine Learning Practice for Medical Device Development: Guiding Principles. https://www.fda.gov/medical-devices/software-medical-device-samd/good-machine-learning-practice-medical-device-development-guiding-principles</w:t>
       </w:r>
     </w:p>
@@ -2692,7 +2700,7 @@
         <w:t xml:space="preserve">Version:</w:t>
       </w:r>
       <w:r>
-        <w:t xml:space="preserve"> v1.0 · July 2026.</w:t>
+        <w:t xml:space="preserve"> v1.1 · July 2026.</w:t>
       </w:r>
     </w:p>
     <w:p>

--- a/release_assets/docx/07_SAFE-CARE_Release_Gate_Checklist.docx
+++ b/release_assets/docx/07_SAFE-CARE_Release_Gate_Checklist.docx
@@ -2588,7 +2588,7 @@
         <w:spacing w:after="120"/>
       </w:pPr>
       <w:r>
-        <w:t xml:space="preserve">[Case Study] Eltayeb, Y. (2026). Menopause-support companion design case study. In SAFE-CARE public release repository, v1.0. Conefia. GitHub/Zenodo. https://doi.org/10.5281/zenodo.21330842</w:t>
+        <w:t xml:space="preserve">[Case Study] Eltayeb, Y. (2026). Menopause-support companion design case study. In the SAFE-CARE public release repository. Conefia. GitHub/Zenodo. https://doi.org/10.5281/zenodo.21330841</w:t>
       </w:r>
     </w:p>
     <w:p>
@@ -2596,7 +2596,7 @@
         <w:spacing w:after="120"/>
       </w:pPr>
       <w:r>
-        <w:t xml:space="preserve">[Conference Outline] Eltayeb, Y. (2026). Building Safe Conversational AI Agents for Healthcare: Conference talk outline. In SAFE-CARE public release repository, v1.0. Conefia. GitHub/Zenodo. https://doi.org/10.5281/zenodo.21330842</w:t>
+        <w:t xml:space="preserve">[Conference Outline] Eltayeb, Y. (2026). Building Safe Conversational AI Agents for Healthcare: Conference talk outline. In the SAFE-CARE public release repository. Conefia. GitHub/Zenodo. https://doi.org/10.5281/zenodo.21330841</w:t>
       </w:r>
     </w:p>
     <w:p>
@@ -2750,7 +2750,7 @@
         <w:t xml:space="preserve">SAFE-CARE: A Framework for Designing and Evaluating Safe Healthcare AI Agents</w:t>
       </w:r>
       <w:r>
-        <w:t xml:space="preserve">. Conefia. DOI: https://doi.org/10.5281/zenodo.21330159.</w:t>
+        <w:t xml:space="preserve">. Conefia. DOI: https://doi.org/10.5281/zenodo.21330841.</w:t>
       </w:r>
     </w:p>
     <w:p>

--- a/release_assets/docx/07_SAFE-CARE_Release_Gate_Checklist.docx
+++ b/release_assets/docx/07_SAFE-CARE_Release_Gate_Checklist.docx
@@ -2580,23 +2580,63 @@
         <w:pStyle w:val="Heading1"/>
       </w:pPr>
       <w:r>
+        <w:t xml:space="preserve">Companion documents</w:t>
+      </w:r>
+    </w:p>
+    <w:p>
+      <w:pPr>
+        <w:spacing w:after="120"/>
+      </w:pPr>
+      <w:r>
+        <w:t xml:space="preserve">Also published in the SAFE-CARE public release repository (github.com/Conefia/SAFE-CARE · DOI 10.5281/zenodo.21330841):</w:t>
+      </w:r>
+    </w:p>
+    <w:p>
+      <w:pPr>
+        <w:pStyle w:val="ListParagraph"/>
+        <w:numPr>
+          <w:ilvl w:val="0"/>
+          <w:numId w:val="2"/>
+        </w:numPr>
+        <w:spacing w:after="40"/>
+      </w:pPr>
+      <w:r>
+        <w:rPr>
+          <w:b/>
+          <w:bCs/>
+        </w:rPr>
+        <w:t xml:space="preserve">Menopause-support companion design case study</w:t>
+      </w:r>
+      <w:r>
+        <w:t xml:space="preserve"> — the first applied case study of SAFE-CARE (docs/03_SAFE-CARE_Menopause-Support_Companion_Case_Study).</w:t>
+      </w:r>
+    </w:p>
+    <w:p>
+      <w:pPr>
+        <w:pStyle w:val="ListParagraph"/>
+        <w:numPr>
+          <w:ilvl w:val="0"/>
+          <w:numId w:val="2"/>
+        </w:numPr>
+        <w:spacing w:after="40"/>
+      </w:pPr>
+      <w:r>
+        <w:rPr>
+          <w:b/>
+          <w:bCs/>
+        </w:rPr>
+        <w:t xml:space="preserve">Building Safe Conversational AI Agents for Healthcare</w:t>
+      </w:r>
+      <w:r>
+        <w:t xml:space="preserve"> — conference talk outline (docs/09_SAFE-CARE_Conference_Talk_Deck_Outline).</w:t>
+      </w:r>
+    </w:p>
+    <w:p>
+      <w:pPr>
+        <w:pStyle w:val="Heading1"/>
+      </w:pPr>
+      <w:r>
         <w:t xml:space="preserve">References</w:t>
-      </w:r>
-    </w:p>
-    <w:p>
-      <w:pPr>
-        <w:spacing w:after="120"/>
-      </w:pPr>
-      <w:r>
-        <w:t xml:space="preserve">[Case Study] Eltayeb, Y. (2026). Menopause-support companion design case study. In the SAFE-CARE public release repository. Conefia. GitHub/Zenodo. https://doi.org/10.5281/zenodo.21330841</w:t>
-      </w:r>
-    </w:p>
-    <w:p>
-      <w:pPr>
-        <w:spacing w:after="120"/>
-      </w:pPr>
-      <w:r>
-        <w:t xml:space="preserve">[Conference Outline] Eltayeb, Y. (2026). Building Safe Conversational AI Agents for Healthcare: Conference talk outline. In the SAFE-CARE public release repository. Conefia. GitHub/Zenodo. https://doi.org/10.5281/zenodo.21330841</w:t>
       </w:r>
     </w:p>
     <w:p>

--- a/release_assets/docx/07_SAFE-CARE_Release_Gate_Checklist.docx
+++ b/release_assets/docx/07_SAFE-CARE_Release_Gate_Checklist.docx
@@ -33,7 +33,7 @@
           <w:sz w:val="17"/>
           <w:szCs w:val="17"/>
         </w:rPr>
-        <w:t xml:space="preserve">SAFE-CARE Framework — authored by Yassen Eltayeb, Conefia · Version 1.1 · July 2026</w:t>
+        <w:t xml:space="preserve">SAFE-CARE Framework — authored by Yassen Eltayeb, Conefia · Version 1.2.0 · July 2026</w:t>
       </w:r>
     </w:p>
     <w:p>
@@ -2720,7 +2720,7 @@
         <w:t xml:space="preserve">Author:</w:t>
       </w:r>
       <w:r>
-        <w:t xml:space="preserve"> Yassen Eltayeb — Conefia.</w:t>
+        <w:t xml:space="preserve"> Yassen Eltayeb.</w:t>
       </w:r>
     </w:p>
     <w:p>
@@ -2740,7 +2740,7 @@
         <w:t xml:space="preserve">Version:</w:t>
       </w:r>
       <w:r>
-        <w:t xml:space="preserve"> v1.1 · July 2026.</w:t>
+        <w:t xml:space="preserve"> 1.2.0 · July 2026.</w:t>
       </w:r>
     </w:p>
     <w:p>
@@ -2810,7 +2810,7 @@
         <w:t xml:space="preserve">Trademark:</w:t>
       </w:r>
       <w:r>
-        <w:t xml:space="preserve"> SAFE-CARE™ is a trademark of Yassen Eltayeb / Conefia.</w:t>
+        <w:t xml:space="preserve"> SAFE-CARE™ is a claimed unregistered trademark used by Conefia LLC in connection with its healthcare-AI framework and related services.</w:t>
       </w:r>
     </w:p>
     <w:p>
@@ -2830,7 +2830,7 @@
         <w:t xml:space="preserve">Copyright:</w:t>
       </w:r>
       <w:r>
-        <w:t xml:space="preserve"> © 2026 Yassen Eltayeb / Conefia.</w:t>
+        <w:t xml:space="preserve"> © 2026 Yassen Eltayeb.</w:t>
       </w:r>
     </w:p>
     <w:p>
